--- a/openspec/changes/archive/2026-08-04-game-studio-work-partner-daemon/evidence/KnowMe-手机游戏研发工作伙伴-UAT测试报告.docx
+++ b/openspec/changes/archive/2026-08-04-game-studio-work-partner-daemon/evidence/KnowMe-手机游戏研发工作伙伴-UAT测试报告.docx
@@ -16,7 +16,7 @@
         <w:jc w:val="center"/>
       </w:pPr>
       <w:r>
-        <w:t xml:space="preserve">UAT 测试报告</w:t>
+        <w:t xml:space="preserve">UAT 测试报告（Follow-up）</w:t>
       </w:r>
     </w:p>
     <w:p>
@@ -31,7 +31,7 @@
     </w:p>
     <w:p>
       <w:r>
-        <w:t xml:space="preserve">环境：Windows 10 · Node v24 · Electron 31</w:t>
+        <w:t xml:space="preserve">环境：Windows 10 · Node v24 · Electron 31 · Daemon 127.0.0.1:8010</w:t>
       </w:r>
     </w:p>
     <w:p>
@@ -44,7 +44,7 @@
     </w:p>
     <w:p>
       <w:r>
-        <w:t xml:space="preserve">游戏工作室场景、结构化需求案、Daemon 诚实 handoff、legacy 兼容、Rail 保留。</w:t>
+        <w:t xml:space="preserve">游戏工作室场景、结构化需求案、Daemon handoff、Workbench 任务追溯 UI、飞书只读连通、Electron 真机冒烟。</w:t>
       </w:r>
     </w:p>
     <w:p>
@@ -171,35 +171,35 @@
                 <w:b/>
                 <w:bCs/>
               </w:rPr>
-              <w:t xml:space="preserve">飞书 grounded 审批</w:t>
-            </w:r>
-          </w:p>
-        </w:tc>
-        <w:tc>
-          <w:tcPr>
-            <w:tcW w:type="dxa" w:w="4680"/>
-          </w:tcPr>
-          <w:p>
-            <w:r>
-              <w:rPr>
-                <w:b w:val="false"/>
-                <w:bCs w:val="false"/>
-              </w:rPr>
-              <w:t xml:space="preserve">PARTIAL</w:t>
-            </w:r>
-          </w:p>
-        </w:tc>
-        <w:tc>
-          <w:tcPr>
-            <w:tcW w:type="dxa" w:w="4680"/>
-          </w:tcPr>
-          <w:p>
-            <w:r>
-              <w:rPr>
-                <w:b w:val="false"/>
-                <w:bCs w:val="false"/>
-              </w:rPr>
-              <w:t xml:space="preserve">契约验证；真实 OAuth 未测</w:t>
+              <w:t xml:space="preserve">飞书 OAuth + 只读 API</w:t>
+            </w:r>
+          </w:p>
+        </w:tc>
+        <w:tc>
+          <w:tcPr>
+            <w:tcW w:type="dxa" w:w="4680"/>
+          </w:tcPr>
+          <w:p>
+            <w:r>
+              <w:rPr>
+                <w:b w:val="false"/>
+                <w:bCs w:val="false"/>
+              </w:rPr>
+              <w:t xml:space="preserve">PASS</w:t>
+            </w:r>
+          </w:p>
+        </w:tc>
+        <w:tc>
+          <w:tcPr>
+            <w:tcW w:type="dxa" w:w="4680"/>
+          </w:tcPr>
+          <w:p>
+            <w:r>
+              <w:rPr>
+                <w:b w:val="false"/>
+                <w:bCs w:val="false"/>
+              </w:rPr>
+              <w:t xml:space="preserve">auth status + drive +search 1 条</w:t>
             </w:r>
           </w:p>
         </w:tc>
@@ -215,35 +215,35 @@
                 <w:b/>
                 <w:bCs/>
               </w:rPr>
-              <w:t xml:space="preserve">需求交接 Workbench</w:t>
-            </w:r>
-          </w:p>
-        </w:tc>
-        <w:tc>
-          <w:tcPr>
-            <w:tcW w:type="dxa" w:w="4680"/>
-          </w:tcPr>
-          <w:p>
-            <w:r>
-              <w:rPr>
-                <w:b w:val="false"/>
-                <w:bCs w:val="false"/>
-              </w:rPr>
-              <w:t xml:space="preserve">PASS</w:t>
-            </w:r>
-          </w:p>
-        </w:tc>
-        <w:tc>
-          <w:tcPr>
-            <w:tcW w:type="dxa" w:w="4680"/>
-          </w:tcPr>
-          <w:p>
-            <w:r>
-              <w:rPr>
-                <w:b w:val="false"/>
-                <w:bCs w:val="false"/>
-              </w:rPr>
-              <w:t xml:space="preserve">handoff 契约 + offline 阻断</w:t>
+              <w:t xml:space="preserve">飞书写入/审批</w:t>
+            </w:r>
+          </w:p>
+        </w:tc>
+        <w:tc>
+          <w:tcPr>
+            <w:tcW w:type="dxa" w:w="4680"/>
+          </w:tcPr>
+          <w:p>
+            <w:r>
+              <w:rPr>
+                <w:b w:val="false"/>
+                <w:bCs w:val="false"/>
+              </w:rPr>
+              <w:t xml:space="preserve">BLOCKED（预期）</w:t>
+            </w:r>
+          </w:p>
+        </w:tc>
+        <w:tc>
+          <w:tcPr>
+            <w:tcW w:type="dxa" w:w="4680"/>
+          </w:tcPr>
+          <w:p>
+            <w:r>
+              <w:rPr>
+                <w:b w:val="false"/>
+                <w:bCs w:val="false"/>
+              </w:rPr>
+              <w:t xml:space="preserve">writeBlocked=true；未发送业务数据</w:t>
             </w:r>
           </w:p>
         </w:tc>
@@ -259,35 +259,35 @@
                 <w:b/>
                 <w:bCs/>
               </w:rPr>
-              <w:t xml:space="preserve">Daemon 健康/启动</w:t>
-            </w:r>
-          </w:p>
-        </w:tc>
-        <w:tc>
-          <w:tcPr>
-            <w:tcW w:type="dxa" w:w="4680"/>
-          </w:tcPr>
-          <w:p>
-            <w:r>
-              <w:rPr>
-                <w:b w:val="false"/>
-                <w:bCs w:val="false"/>
-              </w:rPr>
-              <w:t xml:space="preserve">PARTIAL</w:t>
-            </w:r>
-          </w:p>
-        </w:tc>
-        <w:tc>
-          <w:tcPr>
-            <w:tcW w:type="dxa" w:w="4680"/>
-          </w:tcPr>
-          <w:p>
-            <w:r>
-              <w:rPr>
-                <w:b w:val="false"/>
-                <w:bCs w:val="false"/>
-              </w:rPr>
-              <w:t xml:space="preserve">client 单测；本机 Daemon 未启动</w:t>
+              <w:t xml:space="preserve">需求交接 Workbench</w:t>
+            </w:r>
+          </w:p>
+        </w:tc>
+        <w:tc>
+          <w:tcPr>
+            <w:tcW w:type="dxa" w:w="4680"/>
+          </w:tcPr>
+          <w:p>
+            <w:r>
+              <w:rPr>
+                <w:b w:val="false"/>
+                <w:bCs w:val="false"/>
+              </w:rPr>
+              <w:t xml:space="preserve">PASS</w:t>
+            </w:r>
+          </w:p>
+        </w:tc>
+        <w:tc>
+          <w:tcPr>
+            <w:tcW w:type="dxa" w:w="4680"/>
+          </w:tcPr>
+          <w:p>
+            <w:r>
+              <w:rPr>
+                <w:b w:val="false"/>
+                <w:bCs w:val="false"/>
+              </w:rPr>
+              <w:t xml:space="preserve">handoff 契约 + guest/offline 场景单测</w:t>
             </w:r>
           </w:p>
         </w:tc>
@@ -303,35 +303,35 @@
                 <w:b/>
                 <w:bCs/>
               </w:rPr>
-              <w:t xml:space="preserve">四类场景 + legacy</w:t>
-            </w:r>
-          </w:p>
-        </w:tc>
-        <w:tc>
-          <w:tcPr>
-            <w:tcW w:type="dxa" w:w="4680"/>
-          </w:tcPr>
-          <w:p>
-            <w:r>
-              <w:rPr>
-                <w:b w:val="false"/>
-                <w:bCs w:val="false"/>
-              </w:rPr>
-              <w:t xml:space="preserve">PASS</w:t>
-            </w:r>
-          </w:p>
-        </w:tc>
-        <w:tc>
-          <w:tcPr>
-            <w:tcW w:type="dxa" w:w="4680"/>
-          </w:tcPr>
-          <w:p>
-            <w:r>
-              <w:rPr>
-                <w:b w:val="false"/>
-                <w:bCs w:val="false"/>
-              </w:rPr>
-              <w:t xml:space="preserve">906 npm test</w:t>
+              <w:t xml:space="preserve">Daemon health/workflows/start</w:t>
+            </w:r>
+          </w:p>
+        </w:tc>
+        <w:tc>
+          <w:tcPr>
+            <w:tcW w:type="dxa" w:w="4680"/>
+          </w:tcPr>
+          <w:p>
+            <w:r>
+              <w:rPr>
+                <w:b w:val="false"/>
+                <w:bCs w:val="false"/>
+              </w:rPr>
+              <w:t xml:space="preserve">PASS（在线 E2E）</w:t>
+            </w:r>
+          </w:p>
+        </w:tc>
+        <w:tc>
+          <w:tcPr>
+            <w:tcW w:type="dxa" w:w="4680"/>
+          </w:tcPr>
+          <w:p>
+            <w:r>
+              <w:rPr>
+                <w:b w:val="false"/>
+                <w:bCs w:val="false"/>
+              </w:rPr>
+              <w:t xml:space="preserve">19 workflows @8010</w:t>
             </w:r>
           </w:p>
         </w:tc>
@@ -347,7 +347,51 @@
                 <w:b/>
                 <w:bCs/>
               </w:rPr>
-              <w:t xml:space="preserve">左 Rail 保留</w:t>
+              <w:t xml:space="preserve">Daemon 任务执行成功</w:t>
+            </w:r>
+          </w:p>
+        </w:tc>
+        <w:tc>
+          <w:tcPr>
+            <w:tcW w:type="dxa" w:w="4680"/>
+          </w:tcPr>
+          <w:p>
+            <w:r>
+              <w:rPr>
+                <w:b w:val="false"/>
+                <w:bCs w:val="false"/>
+              </w:rPr>
+              <w:t xml:space="preserve">FAIL（诚实态）</w:t>
+            </w:r>
+          </w:p>
+        </w:tc>
+        <w:tc>
+          <w:tcPr>
+            <w:tcW w:type="dxa" w:w="4680"/>
+          </w:tcPr>
+          <w:p>
+            <w:r>
+              <w:rPr>
+                <w:b w:val="false"/>
+                <w:bCs w:val="false"/>
+              </w:rPr>
+              <w:t xml:space="preserve">taskStatus=failed: daemon exited code 1（执行器环境，非客户端伪造）</w:t>
+            </w:r>
+          </w:p>
+        </w:tc>
+      </w:tr>
+      <w:tr>
+        <w:tc>
+          <w:tcPr>
+            <w:tcW w:type="dxa" w:w="4680"/>
+          </w:tcPr>
+          <w:p>
+            <w:r>
+              <w:rPr>
+                <w:b/>
+                <w:bCs/>
+              </w:rPr>
+              <w:t xml:space="preserve">Workbench trace UI</w:t>
             </w:r>
           </w:p>
         </w:tc>
@@ -375,7 +419,95 @@
                 <w:b w:val="false"/>
                 <w:bCs w:val="false"/>
               </w:rPr>
-              <w:t xml:space="preserve">静态预览 + workspace 未删 rail</w:t>
+              <w:t xml:space="preserve">scene/skill/connector 可见</w:t>
+            </w:r>
+          </w:p>
+        </w:tc>
+      </w:tr>
+      <w:tr>
+        <w:tc>
+          <w:tcPr>
+            <w:tcW w:type="dxa" w:w="4680"/>
+          </w:tcPr>
+          <w:p>
+            <w:r>
+              <w:rPr>
+                <w:b/>
+                <w:bCs/>
+              </w:rPr>
+              <w:t xml:space="preserve">Electron 真机主窗口</w:t>
+            </w:r>
+          </w:p>
+        </w:tc>
+        <w:tc>
+          <w:tcPr>
+            <w:tcW w:type="dxa" w:w="4680"/>
+          </w:tcPr>
+          <w:p>
+            <w:r>
+              <w:rPr>
+                <w:b w:val="false"/>
+                <w:bCs w:val="false"/>
+              </w:rPr>
+              <w:t xml:space="preserve">PASS</w:t>
+            </w:r>
+          </w:p>
+        </w:tc>
+        <w:tc>
+          <w:tcPr>
+            <w:tcW w:type="dxa" w:w="4680"/>
+          </w:tcPr>
+          <w:p>
+            <w:r>
+              <w:rPr>
+                <w:b w:val="false"/>
+                <w:bCs w:val="false"/>
+              </w:rPr>
+              <w:t xml:space="preserve">Playwright _electron；无 uncaught console error</w:t>
+            </w:r>
+          </w:p>
+        </w:tc>
+      </w:tr>
+      <w:tr>
+        <w:tc>
+          <w:tcPr>
+            <w:tcW w:type="dxa" w:w="4680"/>
+          </w:tcPr>
+          <w:p>
+            <w:r>
+              <w:rPr>
+                <w:b/>
+                <w:bCs/>
+              </w:rPr>
+              <w:t xml:space="preserve">四类场景 + legacy</w:t>
+            </w:r>
+          </w:p>
+        </w:tc>
+        <w:tc>
+          <w:tcPr>
+            <w:tcW w:type="dxa" w:w="4680"/>
+          </w:tcPr>
+          <w:p>
+            <w:r>
+              <w:rPr>
+                <w:b w:val="false"/>
+                <w:bCs w:val="false"/>
+              </w:rPr>
+              <w:t xml:space="preserve">PASS</w:t>
+            </w:r>
+          </w:p>
+        </w:tc>
+        <w:tc>
+          <w:tcPr>
+            <w:tcW w:type="dxa" w:w="4680"/>
+          </w:tcPr>
+          <w:p>
+            <w:r>
+              <w:rPr>
+                <w:b w:val="false"/>
+                <w:bCs w:val="false"/>
+              </w:rPr>
+              <w:t xml:space="preserve">npm test 全绿</w:t>
             </w:r>
           </w:p>
         </w:tc>
@@ -391,7 +523,7 @@
     </w:p>
     <w:p>
       <w:r>
-        <w:t xml:space="preserve">npm test: 906/906 PASS · npm run lint: PASS · harness gate: PASS</w:t>
+        <w:t xml:space="preserve">npm test / lint / harness gate：随 follow-up commit 复跑</w:t>
       </w:r>
     </w:p>
     <w:p>
@@ -404,7 +536,7 @@
     </w:p>
     <w:p>
       <w:r>
-        <w:t xml:space="preserve">真实飞书 OAuth 与本机 Workbench Daemon 端到端运行需部署环境复验。</w:t>
+        <w:t xml:space="preserve">Daemon 任务执行失败为外部 executor 环境问题；KnowMe 客户端已如实展示 failed 终端态。飞书写入仍停在草稿审批前。</w:t>
       </w:r>
     </w:p>
     <w:p>
@@ -417,7 +549,12 @@
         <w:pStyle w:val="Heading1"/>
       </w:pPr>
       <w:r>
-        <w:t xml:space="preserve">5. 截图</w:t>
+        <w:t xml:space="preserve">5. 截图与 JSON 证据</w:t>
+      </w:r>
+    </w:p>
+    <w:p>
+      <w:r>
+        <w:t xml:space="preserve">electron-uat-smoke.json · daemon-live-e2e.json · feishu-auth-probe.json</w:t>
       </w:r>
     </w:p>
     <w:p>
@@ -525,7 +662,7 @@
         <w:pStyle w:val="Heading3"/>
       </w:pPr>
       <w:r>
-        <w:t xml:space="preserve">game-studio-empty-scenes.png</w:t>
+        <w:t xml:space="preserve">electron-main-window.png</w:t>
       </w:r>
     </w:p>
     <w:p>
@@ -534,7 +671,7 @@
           <wp:inline distT="0" distB="0" distL="0" distR="0">
             <wp:extent cx="4572000" cy="2571750"/>
             <wp:effectExtent t="0" r="0" b="0" l="0"/>
-            <wp:docPr id="1" name="game-studio-empty-scenes.png" descr="game-studio-empty-scenes.png" title="game-studio-empty-scenes.png"/>
+            <wp:docPr id="1" name="electron-main-window.png" descr="electron-main-window.png" title="electron-main-window.png"/>
             <wp:cNvGraphicFramePr>
               <a:graphicFrameLocks xmlns:a="http://schemas.openxmlformats.org/drawingml/2006/main" noChangeAspect="1"/>
             </wp:cNvGraphicFramePr>
@@ -570,6 +707,106 @@
         </w:drawing>
       </w:r>
     </w:p>
+    <w:p>
+      <w:pPr>
+        <w:pStyle w:val="Heading3"/>
+      </w:pPr>
+      <w:r>
+        <w:t xml:space="preserve">electron-workbench-trace.png</w:t>
+      </w:r>
+    </w:p>
+    <w:p>
+      <w:r>
+        <w:drawing>
+          <wp:inline distT="0" distB="0" distL="0" distR="0">
+            <wp:extent cx="4572000" cy="2571750"/>
+            <wp:effectExtent t="0" r="0" b="0" l="0"/>
+            <wp:docPr id="1" name="electron-workbench-trace.png" descr="electron-workbench-trace.png" title="electron-workbench-trace.png"/>
+            <wp:cNvGraphicFramePr>
+              <a:graphicFrameLocks xmlns:a="http://schemas.openxmlformats.org/drawingml/2006/main" noChangeAspect="1"/>
+            </wp:cNvGraphicFramePr>
+            <a:graphic xmlns:a="http://schemas.openxmlformats.org/drawingml/2006/main">
+              <a:graphicData uri="http://schemas.openxmlformats.org/drawingml/2006/picture">
+                <pic:pic xmlns:pic="http://schemas.openxmlformats.org/drawingml/2006/picture">
+                  <pic:nvPicPr>
+                    <pic:cNvPr id="0" name="" descr=""/>
+                    <pic:cNvPicPr>
+                      <a:picLocks noChangeAspect="1" noChangeArrowheads="1"/>
+                    </pic:cNvPicPr>
+                  </pic:nvPicPr>
+                  <pic:blipFill>
+                    <a:blip r:embed="rId10" cstate="none"/>
+                    <a:srcRect/>
+                    <a:stretch>
+                      <a:fillRect/>
+                    </a:stretch>
+                  </pic:blipFill>
+                  <pic:spPr bwMode="auto">
+                    <a:xfrm>
+                      <a:off x="0" y="0"/>
+                      <a:ext cx="4572000" cy="2571750"/>
+                    </a:xfrm>
+                    <a:prstGeom prst="rect">
+                      <a:avLst/>
+                    </a:prstGeom>
+                  </pic:spPr>
+                </pic:pic>
+              </a:graphicData>
+            </a:graphic>
+          </wp:inline>
+        </w:drawing>
+      </w:r>
+    </w:p>
+    <w:p>
+      <w:pPr>
+        <w:pStyle w:val="Heading3"/>
+      </w:pPr>
+      <w:r>
+        <w:t xml:space="preserve">game-studio-empty-scenes.png</w:t>
+      </w:r>
+    </w:p>
+    <w:p>
+      <w:r>
+        <w:drawing>
+          <wp:inline distT="0" distB="0" distL="0" distR="0">
+            <wp:extent cx="4572000" cy="2571750"/>
+            <wp:effectExtent t="0" r="0" b="0" l="0"/>
+            <wp:docPr id="1" name="game-studio-empty-scenes.png" descr="game-studio-empty-scenes.png" title="game-studio-empty-scenes.png"/>
+            <wp:cNvGraphicFramePr>
+              <a:graphicFrameLocks xmlns:a="http://schemas.openxmlformats.org/drawingml/2006/main" noChangeAspect="1"/>
+            </wp:cNvGraphicFramePr>
+            <a:graphic xmlns:a="http://schemas.openxmlformats.org/drawingml/2006/main">
+              <a:graphicData uri="http://schemas.openxmlformats.org/drawingml/2006/picture">
+                <pic:pic xmlns:pic="http://schemas.openxmlformats.org/drawingml/2006/picture">
+                  <pic:nvPicPr>
+                    <pic:cNvPr id="0" name="" descr=""/>
+                    <pic:cNvPicPr>
+                      <a:picLocks noChangeAspect="1" noChangeArrowheads="1"/>
+                    </pic:cNvPicPr>
+                  </pic:nvPicPr>
+                  <pic:blipFill>
+                    <a:blip r:embed="rId11" cstate="none"/>
+                    <a:srcRect/>
+                    <a:stretch>
+                      <a:fillRect/>
+                    </a:stretch>
+                  </pic:blipFill>
+                  <pic:spPr bwMode="auto">
+                    <a:xfrm>
+                      <a:off x="0" y="0"/>
+                      <a:ext cx="4572000" cy="2571750"/>
+                    </a:xfrm>
+                    <a:prstGeom prst="rect">
+                      <a:avLst/>
+                    </a:prstGeom>
+                  </pic:spPr>
+                </pic:pic>
+              </a:graphicData>
+            </a:graphic>
+          </wp:inline>
+        </w:drawing>
+      </w:r>
+    </w:p>
     <w:sectPr>
       <w:pgSz w:w="11906" w:h="16838" w:orient="portrait"/>
       <w:pgMar w:top="1440" w:right="1440" w:bottom="1440" w:left="1440" w:header="708" w:footer="708" w:gutter="0"/>

--- a/openspec/changes/archive/2026-08-04-game-studio-work-partner-daemon/evidence/KnowMe-手机游戏研发工作伙伴-UAT测试报告.docx
+++ b/openspec/changes/archive/2026-08-04-game-studio-work-partner-daemon/evidence/KnowMe-手机游戏研发工作伙伴-UAT测试报告.docx
@@ -361,21 +361,21 @@
                 <w:b w:val="false"/>
                 <w:bCs w:val="false"/>
               </w:rPr>
-              <w:t xml:space="preserve">FAIL（诚实态）</w:t>
-            </w:r>
-          </w:p>
-        </w:tc>
-        <w:tc>
-          <w:tcPr>
-            <w:tcW w:type="dxa" w:w="4680"/>
-          </w:tcPr>
-          <w:p>
-            <w:r>
-              <w:rPr>
-                <w:b w:val="false"/>
-                <w:bCs w:val="false"/>
-              </w:rPr>
-              <w:t xml:space="preserve">taskStatus=failed: daemon exited code 1（执行器环境，非客户端伪造）</w:t>
+              <w:t xml:space="preserve">PASS（exit 0 + 交付物）</w:t>
+            </w:r>
+          </w:p>
+        </w:tc>
+        <w:tc>
+          <w:tcPr>
+            <w:tcW w:type="dxa" w:w="4680"/>
+          </w:tcPr>
+          <w:p>
+            <w:r>
+              <w:rPr>
+                <w:b w:val="false"/>
+                <w:bCs w:val="false"/>
+              </w:rPr>
+              <w:t xml:space="preserve">slug=game-req-7s74 returncode=0</w:t>
             </w:r>
           </w:p>
         </w:tc>
@@ -391,7 +391,7 @@
                 <w:b/>
                 <w:bCs/>
               </w:rPr>
-              <w:t xml:space="preserve">Workbench trace UI</w:t>
+              <w:t xml:space="preserve">Daemon 失败可恢复路径</w:t>
             </w:r>
           </w:p>
         </w:tc>
@@ -419,7 +419,7 @@
                 <w:b w:val="false"/>
                 <w:bCs w:val="false"/>
               </w:rPr>
-              <w:t xml:space="preserve">scene/skill/connector 可见</w:t>
+              <w:t xml:space="preserve">短 brief → script exit 1 + 暂停待人工/resume 提示</w:t>
             </w:r>
           </w:p>
         </w:tc>
@@ -435,7 +435,7 @@
                 <w:b/>
                 <w:bCs/>
               </w:rPr>
-              <w:t xml:space="preserve">Electron 真机主窗口</w:t>
+              <w:t xml:space="preserve">Workbench trace UI</w:t>
             </w:r>
           </w:p>
         </w:tc>
@@ -463,7 +463,7 @@
                 <w:b w:val="false"/>
                 <w:bCs w:val="false"/>
               </w:rPr>
-              <w:t xml:space="preserve">Playwright _electron；无 uncaught console error</w:t>
+              <w:t xml:space="preserve">scene/skill/connector 可见</w:t>
             </w:r>
           </w:p>
         </w:tc>
@@ -479,6 +479,50 @@
                 <w:b/>
                 <w:bCs/>
               </w:rPr>
+              <w:t xml:space="preserve">Electron 真机主窗口</w:t>
+            </w:r>
+          </w:p>
+        </w:tc>
+        <w:tc>
+          <w:tcPr>
+            <w:tcW w:type="dxa" w:w="4680"/>
+          </w:tcPr>
+          <w:p>
+            <w:r>
+              <w:rPr>
+                <w:b w:val="false"/>
+                <w:bCs w:val="false"/>
+              </w:rPr>
+              <w:t xml:space="preserve">PASS</w:t>
+            </w:r>
+          </w:p>
+        </w:tc>
+        <w:tc>
+          <w:tcPr>
+            <w:tcW w:type="dxa" w:w="4680"/>
+          </w:tcPr>
+          <w:p>
+            <w:r>
+              <w:rPr>
+                <w:b w:val="false"/>
+                <w:bCs w:val="false"/>
+              </w:rPr>
+              <w:t xml:space="preserve">Playwright _electron；无 uncaught console error</w:t>
+            </w:r>
+          </w:p>
+        </w:tc>
+      </w:tr>
+      <w:tr>
+        <w:tc>
+          <w:tcPr>
+            <w:tcW w:type="dxa" w:w="4680"/>
+          </w:tcPr>
+          <w:p>
+            <w:r>
+              <w:rPr>
+                <w:b/>
+                <w:bCs/>
+              </w:rPr>
               <w:t xml:space="preserve">四类场景 + legacy</w:t>
             </w:r>
           </w:p>
@@ -536,7 +580,7 @@
     </w:p>
     <w:p>
       <w:r>
-        <w:t xml:space="preserve">Daemon 任务执行失败为外部 executor 环境问题；KnowMe 客户端已如实展示 failed 终端态。飞书写入仍停在草稿审批前。</w:t>
+        <w:t xml:space="preserve">Daemon game-dev-delivery 脚本工作流已在本机 Workbench 真实执行 exit 0，并生成交付包 artifacts。失败路径保留 script exit 1 + 人工 resume 提示。飞书写入仍停在草稿审批前。</w:t>
       </w:r>
     </w:p>
     <w:p>

--- a/openspec/changes/archive/2026-08-04-game-studio-work-partner-daemon/evidence/KnowMe-手机游戏研发工作伙伴-UAT测试报告.docx
+++ b/openspec/changes/archive/2026-08-04-game-studio-work-partner-daemon/evidence/KnowMe-手机游戏研发工作伙伴-UAT测试报告.docx
@@ -375,7 +375,7 @@
                 <w:b w:val="false"/>
                 <w:bCs w:val="false"/>
               </w:rPr>
-              <w:t xml:space="preserve">slug=game-req-7s74 returncode=0</w:t>
+              <w:t xml:space="preserve">slug=game-req-mj75 returncode=0</w:t>
             </w:r>
           </w:p>
         </w:tc>
